--- a/docs/マニュアル/DOSL_HUB_管理者向け操作マニュアル.docx
+++ b/docs/マニュアル/DOSL_HUB_管理者向け操作マニュアル.docx
@@ -971,6 +971,19 @@
         <w:spacing w:after="80" w:line="280"/>
       </w:pPr>
       <w:r>
+        <w:t xml:space="preserve">「経路」列で提出方法（Web／カメラ／メール）が分かります</w:t>
+      </w:r>
+    </w:p>
+    <w:p>
+      <w:pPr>
+        <w:pStyle w:val="ListParagraph"/>
+        <w:numPr>
+          <w:ilvl w:val="0"/>
+          <w:numId w:val="3"/>
+        </w:numPr>
+        <w:spacing w:after="80" w:line="280"/>
+      </w:pPr>
+      <w:r>
         <w:t xml:space="preserve">ダウンロードアイコン＝原本の保存／回転矢印アイコン＝AI再解析</w:t>
       </w:r>
     </w:p>
@@ -2337,7 +2350,7 @@
           <w:sz w:val="19"/>
           <w:szCs w:val="19"/>
         </w:rPr>
-        <w:t xml:space="preserve">承認すると、出展社の組織とログインアカウントが自動作成され、初期パスワードが一度だけ画面に表示されます。この画面を閉じると再表示できないため、必ずコピーして出展社の担当者へ安全な方法でお伝えください。</w:t>
+        <w:t xml:space="preserve">承認すると、出展社の組織とログインアカウントが自動作成され、初期パスワードが一度だけ画面に表示されます。この画面を閉じると再表示できないため、必ずコピーして出展社の担当者へ安全な方法でお伝えください。（メール通知の有効化後は本人宛に自動送信され、画面に「✓ メールでも送信済み」と表示されます）</w:t>
       </w:r>
     </w:p>
     <w:p>
@@ -2417,7 +2430,7 @@
         <w:spacing w:after="80" w:line="280"/>
       </w:pPr>
       <w:r>
-        <w:t xml:space="preserve">ユーザー作成時は初期パスワードが自動発行され、一度だけ表示されます</w:t>
+        <w:t xml:space="preserve">ユーザー作成時は初期パスワードが自動発行され、一度だけ表示されます（メール通知の有効化後は本人宛にも自動送信されます）</w:t>
       </w:r>
     </w:p>
     <w:p>
@@ -2574,9 +2587,18 @@
     <w:p>
       <w:pPr>
         <w:pStyle w:val="Heading1"/>
-      </w:pPr>
-      <w:r>
-        <w:t xml:space="preserve">12. 困ったときは</w:t>
+        <w:pageBreakBefore/>
+      </w:pPr>
+      <w:r>
+        <w:t xml:space="preserve">12. メールでの書類受付（準備中）</w:t>
+      </w:r>
+    </w:p>
+    <w:p>
+      <w:pPr>
+        <w:spacing w:after="120" w:line="300"/>
+      </w:pPr>
+      <w:r>
+        <w:t xml:space="preserve">Webが苦手な出展社向けに、専用メールアドレスへ添付して送るだけの提出経路を準備しています。有効化すると次のように動きます（宛先アドレス・開始時期は決まり次第ご案内します）。</w:t>
       </w:r>
     </w:p>
     <w:p>
@@ -2589,6 +2611,134 @@
         <w:spacing w:after="80" w:line="280"/>
       </w:pPr>
       <w:r>
+        <w:t xml:space="preserve">約2分ごとに専用メールボックスを自動チェックし、添付書類を取り込んでAI解析に流します</w:t>
+      </w:r>
+    </w:p>
+    <w:p>
+      <w:pPr>
+        <w:pStyle w:val="ListParagraph"/>
+        <w:numPr>
+          <w:ilvl w:val="0"/>
+          <w:numId w:val="3"/>
+        </w:numPr>
+        <w:spacing w:after="80" w:line="280"/>
+      </w:pPr>
+      <w:r>
+        <w:t xml:space="preserve">登録ユーザーのメールアドレスから届いたものだけを取り込みます。未登録アドレスからのメールは取り込まず、通知でお知らせします</w:t>
+      </w:r>
+    </w:p>
+    <w:p>
+      <w:pPr>
+        <w:pStyle w:val="ListParagraph"/>
+        <w:numPr>
+          <w:ilvl w:val="0"/>
+          <w:numId w:val="3"/>
+        </w:numPr>
+        <w:spacing w:after="80" w:line="280"/>
+      </w:pPr>
+      <w:r>
+        <w:t xml:space="preserve">書類の種類は件名で自動判定します（例: 件名「電気申込 3コマ分」→カテゴリ「電気申込」）</w:t>
+      </w:r>
+    </w:p>
+    <w:p>
+      <w:pPr>
+        <w:pStyle w:val="ListParagraph"/>
+        <w:numPr>
+          <w:ilvl w:val="0"/>
+          <w:numId w:val="3"/>
+        </w:numPr>
+        <w:spacing w:after="80" w:line="280"/>
+      </w:pPr>
+      <w:r>
+        <w:t xml:space="preserve">判定できなかった書類は「メール受信（未分類）」に入ります。書類の詳細を開くと下のような振替欄が出るので、正しいカテゴリへ振り替えてください</w:t>
+      </w:r>
+    </w:p>
+    <w:p>
+      <w:pPr>
+        <w:spacing w:after="240" w:before="120"/>
+        <w:jc w:val="center"/>
+      </w:pPr>
+      <w:r>
+        <w:drawing>
+          <wp:inline distT="0" distB="0" distL="0" distR="0">
+            <wp:extent cx="5334000" cy="3390900"/>
+            <wp:effectExtent t="0" r="0" b="0" l="0"/>
+            <wp:docPr id="1" name="admin_doc_transfer" descr="admin_doc_transfer" title="admin_doc_transfer"/>
+            <wp:cNvGraphicFramePr>
+              <a:graphicFrameLocks xmlns:a="http://schemas.openxmlformats.org/drawingml/2006/main" noChangeAspect="1"/>
+            </wp:cNvGraphicFramePr>
+            <a:graphic xmlns:a="http://schemas.openxmlformats.org/drawingml/2006/main">
+              <a:graphicData uri="http://schemas.openxmlformats.org/drawingml/2006/picture">
+                <pic:pic xmlns:pic="http://schemas.openxmlformats.org/drawingml/2006/picture">
+                  <pic:nvPicPr>
+                    <pic:cNvPr id="0" name="" descr=""/>
+                    <pic:cNvPicPr>
+                      <a:picLocks noChangeAspect="1" noChangeArrowheads="1"/>
+                    </pic:cNvPicPr>
+                  </pic:nvPicPr>
+                  <pic:blipFill>
+                    <a:blip r:embed="rId18" cstate="none"/>
+                    <a:srcRect/>
+                    <a:stretch>
+                      <a:fillRect/>
+                    </a:stretch>
+                  </pic:blipFill>
+                  <pic:spPr bwMode="auto">
+                    <a:xfrm>
+                      <a:off x="0" y="0"/>
+                      <a:ext cx="5334000" cy="3390900"/>
+                    </a:xfrm>
+                    <a:prstGeom prst="rect">
+                      <a:avLst/>
+                    </a:prstGeom>
+                  </pic:spPr>
+                </pic:pic>
+              </a:graphicData>
+            </a:graphic>
+          </wp:inline>
+        </w:drawing>
+      </w:r>
+    </w:p>
+    <w:p>
+      <w:pPr>
+        <w:pBdr>
+          <w:left w:val="single" w:color="1565C0" w:sz="12" w:space="8"/>
+        </w:pBdr>
+        <w:spacing w:after="120" w:line="280"/>
+        <w:ind w:left="240"/>
+      </w:pPr>
+      <w:r>
+        <w:rPr>
+          <w:color w:val="444444"/>
+          <w:sz w:val="19"/>
+          <w:szCs w:val="19"/>
+        </w:rPr>
+        <w:t xml:space="preserve">同じメールが二重に取り込まれることはありません（処理済みメールには自動でラベルが付きます）。</w:t>
+      </w:r>
+    </w:p>
+    <w:p>
+      <w:pPr>
+        <w:spacing w:after="160"/>
+      </w:pPr>
+    </w:p>
+    <w:p>
+      <w:pPr>
+        <w:pStyle w:val="Heading1"/>
+      </w:pPr>
+      <w:r>
+        <w:t xml:space="preserve">13. 困ったときは</w:t>
+      </w:r>
+    </w:p>
+    <w:p>
+      <w:pPr>
+        <w:pStyle w:val="ListParagraph"/>
+        <w:numPr>
+          <w:ilvl w:val="0"/>
+          <w:numId w:val="3"/>
+        </w:numPr>
+        <w:spacing w:after="80" w:line="280"/>
+      </w:pPr>
+      <w:r>
         <w:t xml:space="preserve">書類が「解析失敗」になった → 書類一覧の回転矢印アイコン（再解析）を押してください。繰り返し失敗する場合はファイルが破損している可能性があります</w:t>
       </w:r>
     </w:p>
@@ -2615,7 +2765,7 @@
         <w:spacing w:after="80" w:line="280"/>
       </w:pPr>
       <w:r>
-        <w:t xml:space="preserve">通知が来ない → ベルの通知は画面表示中に約1分間隔で自動更新されます。メール通知は今後追加予定です</w:t>
+        <w:t xml:space="preserve">通知が来ない → ベルの通知は画面表示中に約1分間隔で自動更新されます</w:t>
       </w:r>
     </w:p>
     <w:p>

--- a/docs/マニュアル/DOSL_HUB_管理者向け操作マニュアル.docx
+++ b/docs/マニュアル/DOSL_HUB_管理者向け操作マニュアル.docx
@@ -2350,7 +2350,7 @@
           <w:sz w:val="19"/>
           <w:szCs w:val="19"/>
         </w:rPr>
-        <w:t xml:space="preserve">承認すると、出展社の組織とログインアカウントが自動作成され、初期パスワードが一度だけ画面に表示されます。この画面を閉じると再表示できないため、必ずコピーして出展社の担当者へ安全な方法でお伝えください。（メール通知の有効化後は本人宛に自動送信され、画面に「✓ メールでも送信済み」と表示されます）</w:t>
+        <w:t xml:space="preserve">承認すると、出展社の組織とログインアカウントが自動作成され、初期パスワードが一度だけ画面に表示されます。初期パスワードは本人宛にメールでも自動送信されます（差出人: DOSL HUB &lt;hub@dosl.co.jp&gt;・画面に「✓ メールでも送信済み」と表示）。メールが届かない場合に備え、画面のパスワードもコピーして控えてください。</w:t>
       </w:r>
     </w:p>
     <w:p>
@@ -2430,7 +2430,7 @@
         <w:spacing w:after="80" w:line="280"/>
       </w:pPr>
       <w:r>
-        <w:t xml:space="preserve">ユーザー作成時は初期パスワードが自動発行され、一度だけ表示されます（メール通知の有効化後は本人宛にも自動送信されます）</w:t>
+        <w:t xml:space="preserve">ユーザー作成時は初期パスワードが自動発行され、一度だけ表示されます（本人宛にメールでも自動送信されます）</w:t>
       </w:r>
     </w:p>
     <w:p>
@@ -2590,7 +2590,7 @@
         <w:pageBreakBefore/>
       </w:pPr>
       <w:r>
-        <w:t xml:space="preserve">12. メールでの書類受付（準備中）</w:t>
+        <w:t xml:space="preserve">12. メールでの書類受付</w:t>
       </w:r>
     </w:p>
     <w:p>
@@ -2598,7 +2598,7 @@
         <w:spacing w:after="120" w:line="300"/>
       </w:pPr>
       <w:r>
-        <w:t xml:space="preserve">Webが苦手な出展社向けに、専用メールアドレスへ添付して送るだけの提出経路を準備しています。有効化すると次のように動きます（宛先アドレス・開始時期は決まり次第ご案内します）。</w:t>
+        <w:t xml:space="preserve">Webが苦手な出展社は、専用アドレス hub@dosl.co.jp へ書類を添付して送るだけで提出できます（稼働中）。次のように動きます。</w:t>
       </w:r>
     </w:p>
     <w:p>
@@ -2650,7 +2650,20 @@
         <w:spacing w:after="80" w:line="280"/>
       </w:pPr>
       <w:r>
-        <w:t xml:space="preserve">判定できなかった書類は「メール受信（未分類）」に入ります。書類の詳細を開くと下のような振替欄が出るので、正しいカテゴリへ振り替えてください</w:t>
+        <w:t xml:space="preserve">開催中の展示会が複数ある場合、どの展示会宛か件名で判定します。判定できないメールは保留され通知が届くので、出展社に件名へ展示会名を入れて再送するよう依頼してください</w:t>
+      </w:r>
+    </w:p>
+    <w:p>
+      <w:pPr>
+        <w:pStyle w:val="ListParagraph"/>
+        <w:numPr>
+          <w:ilvl w:val="0"/>
+          <w:numId w:val="3"/>
+        </w:numPr>
+        <w:spacing w:after="80" w:line="280"/>
+      </w:pPr>
+      <w:r>
+        <w:t xml:space="preserve">カテゴリを判定できなかった書類は「メール受信（未分類）」に入ります。書類の詳細を開くと下のような振替欄が出るので、正しいカテゴリへ振り替えてください</w:t>
       </w:r>
     </w:p>
     <w:p>
@@ -2713,7 +2726,7 @@
           <w:sz w:val="19"/>
           <w:szCs w:val="19"/>
         </w:rPr>
-        <w:t xml:space="preserve">同じメールが二重に取り込まれることはありません（処理済みメールには自動でラベルが付きます）。</w:t>
+        <w:t xml:space="preserve">同じメールが二重に取り込まれることはありません（処理済みメールは自動で既読になります）。出展社への案内文例: 「書類は hub@dosl.co.jp へ添付してお送りください。件名に展示会名と書類の種類（例: 電気申込）をご記入ください。」</w:t>
       </w:r>
     </w:p>
     <w:p>
